--- a/paper/forensic_beads_JEPLMC_reviewerResponses.docx
+++ b/paper/forensic_beads_JEPLMC_reviewerResponses.docx
@@ -1,6 +1,6 @@
 
 <file path=word/document.xml><?xml version="1.0" encoding="utf-8"?>
-<w:document xmlns:wpc="http://schemas.microsoft.com/office/word/2010/wordprocessingCanvas" xmlns:cx="http://schemas.microsoft.com/office/drawing/2014/chartex" xmlns:cx1="http://schemas.microsoft.com/office/drawing/2015/9/8/chartex" xmlns:cx2="http://schemas.microsoft.com/office/drawing/2015/10/21/chartex" xmlns:cx3="http://schemas.microsoft.com/office/drawing/2016/5/9/chartex" xmlns:cx4="http://schemas.microsoft.com/office/drawing/2016/5/10/chartex" xmlns:cx5="http://schemas.microsoft.com/office/drawing/2016/5/11/chartex" xmlns:cx6="http://schemas.microsoft.com/office/drawing/2016/5/12/chartex" xmlns:cx7="http://schemas.microsoft.com/office/drawing/2016/5/13/chartex" xmlns:cx8="http://schemas.microsoft.com/office/drawing/2016/5/14/chartex" xmlns:mc="http://schemas.openxmlformats.org/markup-compatibility/2006" xmlns:aink="http://schemas.microsoft.com/office/drawing/2016/ink" xmlns:am3d="http://schemas.microsoft.com/office/drawing/2017/model3d" xmlns:o="urn:schemas-microsoft-com:office:office" xmlns:oel="http://schemas.microsoft.com/office/2019/extlst" xmlns:r="http://schemas.openxmlformats.org/officeDocument/2006/relationships" xmlns:m="http://schemas.openxmlformats.org/officeDocument/2006/math" xmlns:v="urn:schemas-microsoft-com:vml" xmlns:wp14="http://schemas.microsoft.com/office/word/2010/wordprocessingDrawing" xmlns:wp="http://schemas.openxmlformats.org/drawingml/2006/wordprocessingDrawing" xmlns:w10="urn:schemas-microsoft-com:office:word" xmlns:w="http://schemas.openxmlformats.org/wordprocessingml/2006/main" xmlns:w14="http://schemas.microsoft.com/office/word/2010/wordml" xmlns:w15="http://schemas.microsoft.com/office/word/2012/wordml" xmlns:w16cex="http://schemas.microsoft.com/office/word/2018/wordml/cex" xmlns:w16cid="http://schemas.microsoft.com/office/word/2016/wordml/cid" xmlns:w16="http://schemas.microsoft.com/office/word/2018/wordml" xmlns:w16du="http://schemas.microsoft.com/office/word/2023/wordml/word16du" xmlns:w16sdtdh="http://schemas.microsoft.com/office/word/2020/wordml/sdtdatahash" xmlns:w16se="http://schemas.microsoft.com/office/word/2015/wordml/symex" xmlns:wpg="http://schemas.microsoft.com/office/word/2010/wordprocessingGroup" xmlns:wpi="http://schemas.microsoft.com/office/word/2010/wordprocessingInk" xmlns:wne="http://schemas.microsoft.com/office/word/2006/wordml" xmlns:wps="http://schemas.microsoft.com/office/word/2010/wordprocessingShape" mc:Ignorable="w14 w15 w16se w16cid w16 w16cex w16sdtdh w16du wp14">
+<w:document xmlns:wpc="http://schemas.microsoft.com/office/word/2010/wordprocessingCanvas" xmlns:cx="http://schemas.microsoft.com/office/drawing/2014/chartex" xmlns:cx1="http://schemas.microsoft.com/office/drawing/2015/9/8/chartex" xmlns:cx2="http://schemas.microsoft.com/office/drawing/2015/10/21/chartex" xmlns:cx3="http://schemas.microsoft.com/office/drawing/2016/5/9/chartex" xmlns:cx4="http://schemas.microsoft.com/office/drawing/2016/5/10/chartex" xmlns:cx5="http://schemas.microsoft.com/office/drawing/2016/5/11/chartex" xmlns:cx6="http://schemas.microsoft.com/office/drawing/2016/5/12/chartex" xmlns:cx7="http://schemas.microsoft.com/office/drawing/2016/5/13/chartex" xmlns:cx8="http://schemas.microsoft.com/office/drawing/2016/5/14/chartex" xmlns:mc="http://schemas.openxmlformats.org/markup-compatibility/2006" xmlns:aink="http://schemas.microsoft.com/office/drawing/2016/ink" xmlns:am3d="http://schemas.microsoft.com/office/drawing/2017/model3d" xmlns:o="urn:schemas-microsoft-com:office:office" xmlns:oel="http://schemas.microsoft.com/office/2019/extlst" xmlns:r="http://schemas.openxmlformats.org/officeDocument/2006/relationships" xmlns:m="http://schemas.openxmlformats.org/officeDocument/2006/math" xmlns:v="urn:schemas-microsoft-com:vml" xmlns:wp14="http://schemas.microsoft.com/office/word/2010/wordprocessingDrawing" xmlns:wp="http://schemas.openxmlformats.org/drawingml/2006/wordprocessingDrawing" xmlns:w10="urn:schemas-microsoft-com:office:word" xmlns:w="http://schemas.openxmlformats.org/wordprocessingml/2006/main" xmlns:w14="http://schemas.microsoft.com/office/word/2010/wordml" xmlns:w15="http://schemas.microsoft.com/office/word/2012/wordml" xmlns:w16cex="http://schemas.microsoft.com/office/word/2018/wordml/cex" xmlns:w16cid="http://schemas.microsoft.com/office/word/2016/wordml/cid" xmlns:w16="http://schemas.microsoft.com/office/word/2018/wordml" xmlns:w16du="http://schemas.microsoft.com/office/word/2023/wordml/word16du" xmlns:w16sdtdh="http://schemas.microsoft.com/office/word/2020/wordml/sdtdatahash" xmlns:w16sdtfl="http://schemas.microsoft.com/office/word/2024/wordml/sdtformatlock" xmlns:w16se="http://schemas.microsoft.com/office/word/2015/wordml/symex" xmlns:wpg="http://schemas.microsoft.com/office/word/2010/wordprocessingGroup" xmlns:wpi="http://schemas.microsoft.com/office/word/2010/wordprocessingInk" xmlns:wne="http://schemas.microsoft.com/office/word/2006/wordml" xmlns:wps="http://schemas.microsoft.com/office/word/2010/wordprocessingShape" mc:Ignorable="w14 w15 w16se w16cid w16 w16cex w16sdtdh w16sdtfl w16du wp14">
   <w:body>
     <w:p>
       <w:pPr>
@@ -14,7 +14,23 @@
           <w:i/>
           <w:iCs/>
         </w:rPr>
-        <w:t>Reviewer 1 (R1, Itiel Dror) liked the manuscript but pointed out that he is not an expert of the specific topic. R1 points to some own work on linear sequential unmasking and how it might be relevant to the present work. In particular, R1 suggests discussing how potential biases can be avoided by presenting information in specific ways. Furthermore, R1 suggests replacing some references with more recent work.</w:t>
+        <w:t xml:space="preserve">Reviewer 1 (R1, Itiel Dror) liked the manuscript but pointed out that he is not an expert of the specific topic. R1 points to some own work on linear sequential unmasking and how it might be relevant to the present work. </w:t>
+      </w:r>
+      <w:proofErr w:type="gramStart"/>
+      <w:r>
+        <w:rPr>
+          <w:i/>
+          <w:iCs/>
+        </w:rPr>
+        <w:t>In particular, R1</w:t>
+      </w:r>
+      <w:proofErr w:type="gramEnd"/>
+      <w:r>
+        <w:rPr>
+          <w:i/>
+          <w:iCs/>
+        </w:rPr>
+        <w:t xml:space="preserve"> suggests discussing how potential biases can be avoided by presenting information in specific ways. Furthermore, R1 suggests replacing some references with more recent work.</w:t>
       </w:r>
     </w:p>
     <w:p>
@@ -35,7 +51,23 @@
           <w:i/>
           <w:iCs/>
         </w:rPr>
-        <w:t>Reviewer 2 (R2) thinks the study is fascinating. Nevertheless, R2 believes it suffers from a major shortcoming, namely, that the ideal Bayesian observer model had not been correctly specified. In particular, R2 argues that the assumption of equal priors for the two potential states is unjustified. R2 argues that the priors should be either estimated as a free parameter or derived from the self-reports of the participants. R2 wonders how the results would look like when comparing participants' behavior with the suggested optimal Bayesian model assuming unequal priors. R2 makes some specific suggestions of how the Bayesian observer model could be estimated on an individual basis.</w:t>
+        <w:t xml:space="preserve">Reviewer 2 (R2) thinks the study is fascinating. Nevertheless, R2 believes it suffers from a major shortcoming, namely, that the ideal Bayesian observer model had not been correctly specified. </w:t>
+      </w:r>
+      <w:proofErr w:type="gramStart"/>
+      <w:r>
+        <w:rPr>
+          <w:i/>
+          <w:iCs/>
+        </w:rPr>
+        <w:t>In particular, R2</w:t>
+      </w:r>
+      <w:proofErr w:type="gramEnd"/>
+      <w:r>
+        <w:rPr>
+          <w:i/>
+          <w:iCs/>
+        </w:rPr>
+        <w:t xml:space="preserve"> argues that the assumption of equal priors for the two potential states is unjustified. R2 argues that the priors should be either estimated as a free parameter or derived from the self-reports of the participants. R2 wonders how the results would look like when comparing participants' behavior with the suggested optimal Bayesian model assuming unequal priors. R2 makes some specific suggestions of how the Bayesian observer model could be estimated on an individual basis.</w:t>
       </w:r>
     </w:p>
     <w:p>
@@ -96,7 +128,15 @@
     <w:p>
       <w:r>
         <w:lastRenderedPageBreak/>
-        <w:t>In sum: Although our submission has some computational elements, it was never intended to propose a new theory to theoretically explain evidence accumulation on the beads task in general. Instead, we report purely empirical claims about how participants make probabilistic judgements in realistic tasks, which are interesting BECAUSE they stand in need of theoretical explanation. The use of our ideal observer is just meant to highlight how participants’ estimations can differ from “ground truth” probabilities. The ideal observer is not meant as a computational explanation of participants’ beliefs, any more than the objectively-measured line distances in the Mueller-Lyer illusion are meant to “explain” why participants experience the illusion: It is merely an objective standard that places the behaviour in relief.</w:t>
+        <w:t xml:space="preserve">In sum: Although our submission has some computational elements, it was never intended to propose a new theory to theoretically explain evidence accumulation on the beads task in general. Instead, we report purely empirical claims about how participants make probabilistic judgements in realistic tasks, which are interesting BECAUSE they stand in need of theoretical explanation. The use of our ideal observer is just meant to highlight how participants’ estimations can differ from “ground truth” probabilities. The ideal observer is not meant as a computational explanation of participants’ beliefs, any more than the </w:t>
+      </w:r>
+      <w:proofErr w:type="gramStart"/>
+      <w:r>
+        <w:t>objectively-measured</w:t>
+      </w:r>
+      <w:proofErr w:type="gramEnd"/>
+      <w:r>
+        <w:t xml:space="preserve"> line distances in the Mueller-Lyer illusion are meant to “explain” why participants experience the illusion: It is merely an objective standard that places the behaviour in relief.</w:t>
       </w:r>
     </w:p>
     <w:p>
@@ -121,7 +161,15 @@
     </w:p>
     <w:p>
       <w:r>
-        <w:t xml:space="preserve">Our data shows that participants differ from this standard in multiple ways and, for the present paper, those are our main claims. The reasons that participants might differ from this standard is an obvious new research direction that our results suggest. We therefore, have explored these possibilities in our new Discussion, while trying to make clear that, at this stage we can only speculate. </w:t>
+        <w:t xml:space="preserve">Our data shows that participants differ from this standard in multiple ways and, for the present paper, those are our main claims. The reasons that participants might differ from this standard is an obvious new research direction that our results suggest. </w:t>
+      </w:r>
+      <w:proofErr w:type="gramStart"/>
+      <w:r>
+        <w:t>We</w:t>
+      </w:r>
+      <w:proofErr w:type="gramEnd"/>
+      <w:r>
+        <w:t xml:space="preserve"> therefore, have explored these possibilities in our new Discussion, while trying to make clear that, at this stage we can only speculate. </w:t>
       </w:r>
     </w:p>
     <w:p>
@@ -137,7 +185,23 @@
       </w:r>
       <w:proofErr w:type="spellEnd"/>
       <w:r>
-        <w:t xml:space="preserve"> low samples to decision (Furl &amp; Averbeck, 2011). Indeed, we are keen to explore this model further and develop other explanatory models within a model comparison framework in future work, to explain why participants deviate from mathematically-computed conditional probabilities. Certainly, we would be very interested to discover that such parameters might have intrinsic adaptive purpose for participants and we do not necessarily agree that our approach exclude this possibility (as we have noted in our new Discussion). Indeed, we note that visual illusions (which involve a deviation between participants’ subjective belief and an objective measurement) are often explained in terms of adaptive mechanisms, such as efficient coding or range adaptation at the neural level. This does not invalidate visual illusions as phenomena worthy of being published or studied, even if (as the Editor rightly encourages here) it should motivate further work into theoretically explaining this “bias”. </w:t>
+        <w:t xml:space="preserve"> low samples to decision (Furl &amp; Averbeck, 2011). Indeed, we are keen to explore this model further and develop other explanatory models within a model comparison framework in future work, to explain why participants deviate from </w:t>
+      </w:r>
+      <w:proofErr w:type="gramStart"/>
+      <w:r>
+        <w:t>mathematically-computed</w:t>
+      </w:r>
+      <w:proofErr w:type="gramEnd"/>
+      <w:r>
+        <w:t xml:space="preserve"> conditional probabilities. Certainly, we would be very interested to discover that such parameters might have intrinsic adaptive purpose for </w:t>
+      </w:r>
+      <w:proofErr w:type="gramStart"/>
+      <w:r>
+        <w:t>participants</w:t>
+      </w:r>
+      <w:proofErr w:type="gramEnd"/>
+      <w:r>
+        <w:t xml:space="preserve"> and we do not necessarily agree that our approach exclude this possibility (as we have noted in our new Discussion). Indeed, we note that visual illusions (which involve a deviation between participants’ subjective belief and an objective measurement) are often explained in terms of adaptive mechanisms, such as efficient coding or range adaptation at the neural level. This does not invalidate visual illusions as phenomena worthy of being published or studied, even if (as the Editor rightly encourages here) it should motivate further work into theoretically explaining this “bias”. </w:t>
       </w:r>
     </w:p>
     <w:p>
@@ -178,7 +242,23 @@
       </w:r>
       <w:r>
         <w:lastRenderedPageBreak/>
-        <w:t>theoretical work amounts to the expected next step. Indeed our labs are working on precisely this theoretical work at present and we have in mind a much more thorough model specification and formal comparison process than is proposed by the editor and would need to stand as a separate publication (if not publications).</w:t>
+        <w:t xml:space="preserve">theoretical work amounts to the expected next step. </w:t>
+      </w:r>
+      <w:proofErr w:type="gramStart"/>
+      <w:r>
+        <w:t>Indeed</w:t>
+      </w:r>
+      <w:proofErr w:type="gramEnd"/>
+      <w:r>
+        <w:t xml:space="preserve"> our labs are working on precisely this theoretical work at </w:t>
+      </w:r>
+      <w:proofErr w:type="gramStart"/>
+      <w:r>
+        <w:t>present</w:t>
+      </w:r>
+      <w:proofErr w:type="gramEnd"/>
+      <w:r>
+        <w:t xml:space="preserve"> and we have in mind a much more thorough model specification and formal comparison process than is proposed by the editor and would need to stand as a separate publication (if not publications).</w:t>
       </w:r>
     </w:p>
     <w:p/>
@@ -192,7 +272,21 @@
         <w:rPr>
           <w:i/>
         </w:rPr>
-        <w:t>You derived your predictions and hypothesis from past empirical findings. This approach has the drawback that the potential evidence for the predictions does not provide evidence for a theory of how people form beliefs on the basis of a sample of information. Maybe it would be possible to provide at least a verbal theory of the cognitive process underlying belief formation and when and why different amounts of information could be used.</w:t>
+        <w:t xml:space="preserve">You derived your predictions and hypothesis from past empirical findings. This approach has the drawback that the potential evidence for the predictions does not provide evidence for a theory of how people form beliefs </w:t>
+      </w:r>
+      <w:proofErr w:type="gramStart"/>
+      <w:r>
+        <w:rPr>
+          <w:i/>
+        </w:rPr>
+        <w:t>on the basis of</w:t>
+      </w:r>
+      <w:proofErr w:type="gramEnd"/>
+      <w:r>
+        <w:rPr>
+          <w:i/>
+        </w:rPr>
+        <w:t xml:space="preserve"> a sample of information. Maybe it would be possible to provide at least a verbal theory of the cognitive process underlying belief formation and when and why different amounts of information could be used.</w:t>
       </w:r>
     </w:p>
     <w:p>
@@ -226,7 +320,15 @@
     </w:p>
     <w:p>
       <w:r>
-        <w:t xml:space="preserve">It appears that perhaps our procedure is not as clear as it could be. We hope that we have better frontloaded our description of our approach in the Introduction and that our extended Discussion section better explicates the how theoretical modelling approaches might differ from detection of bias based on an objective standard and the differing merits of both of these approaches. Indeed, future directions of our work, we think, should focus on theoretical formal model comparisons that would be aimed at explaining sources of the biases we report here. These sound like fascinating ideas for such models. A computational theory of participants’ belief formation in this task no doubt would need to explain the bias in participants’ prior belief that we report here. And parameters could be added to attempt to explain behaviour in terms of biases towards earlier or later sequence positions, if any exist.  </w:t>
+        <w:t xml:space="preserve">It appears that perhaps our procedure is not as clear as it could be. We hope that we have better frontloaded our description of our approach in the Introduction and that our extended Discussion section better explicates the how theoretical modelling approaches might differ from detection of bias based on an objective standard and the differing merits of </w:t>
+      </w:r>
+      <w:proofErr w:type="gramStart"/>
+      <w:r>
+        <w:t>both of these</w:t>
+      </w:r>
+      <w:proofErr w:type="gramEnd"/>
+      <w:r>
+        <w:t xml:space="preserve"> approaches. Indeed, future directions of our work, we think, should focus on theoretical formal model comparisons that would be aimed at explaining sources of the biases we report here. These sound like fascinating ideas for such models. A computational theory of participants’ belief formation in this task no doubt would need to explain the bias in participants’ prior belief that we report here. And parameters could be added to attempt to explain behaviour in terms of biases towards earlier or later sequence positions, if any exist.  </w:t>
       </w:r>
     </w:p>
     <w:p>
@@ -271,7 +373,15 @@
         <w:t>participants’ subjective</w:t>
       </w:r>
       <w:r>
-        <w:t xml:space="preserve"> priors. Moreover, we were especially interested in whether participants’ subjective beliefs would differ from the objective probabilities, and so altering the objectively-computed probabilities to reflect participants’ subjective beliefs would render the measure inappropriate as a normative standard. </w:t>
+        <w:t xml:space="preserve"> priors. Moreover, we were especially interested in whether participants’ subjective beliefs would differ from the objective probabilities, and so altering the </w:t>
+      </w:r>
+      <w:proofErr w:type="gramStart"/>
+      <w:r>
+        <w:t>objectively-computed</w:t>
+      </w:r>
+      <w:proofErr w:type="gramEnd"/>
+      <w:r>
+        <w:t xml:space="preserve"> probabilities to reflect participants’ subjective beliefs would render the measure inappropriate as a normative standard. </w:t>
       </w:r>
     </w:p>
     <w:p>
@@ -297,7 +407,15 @@
         <w:t>for</w:t>
       </w:r>
       <w:r>
-        <w:t xml:space="preserve"> this task, but that would be as a theoretical computational model to explain participants’ biased behaviour, rather than as the objective standard by which b</w:t>
+        <w:t xml:space="preserve"> this task, but that would be as a theoretical computational model to explain </w:t>
+      </w:r>
+      <w:proofErr w:type="gramStart"/>
+      <w:r>
+        <w:t>participants’</w:t>
+      </w:r>
+      <w:proofErr w:type="gramEnd"/>
+      <w:r>
+        <w:t xml:space="preserve"> biased behaviour, rather than as the objective standard by which b</w:t>
       </w:r>
       <w:r>
         <w:t>ias is detected. For our objective measure</w:t>
@@ -366,7 +484,15 @@
     </w:p>
     <w:p>
       <w:r>
-        <w:t>The average adjustments stem were proposed in a pre-registered analysis and therefore must be reported. We appreciate the editor’s idea for trying to salvage an effect of suspect type in Study 1 by adding another post hoc analysis that breaks the adjustments down by sequence position. Unfortunately (unless we misunderstand the editor’s suggestion) there is not sufficient data per participant to identify average adjustments to guilt and innocent claims for every sequence position.</w:t>
+        <w:t xml:space="preserve">The average adjustments stem </w:t>
+      </w:r>
+      <w:proofErr w:type="gramStart"/>
+      <w:r>
+        <w:t>were</w:t>
+      </w:r>
+      <w:proofErr w:type="gramEnd"/>
+      <w:r>
+        <w:t xml:space="preserve"> proposed in a pre-registered analysis and therefore must be reported. We appreciate the editor’s idea for trying to salvage an effect of suspect type in Study 1 by adding another post hoc analysis that breaks the adjustments down by sequence position. Unfortunately (unless we misunderstand the editor’s suggestion) there is not sufficient data per participant to identify average adjustments to guilt and innocent claims for every sequence position.</w:t>
       </w:r>
       <w:r>
         <w:t xml:space="preserve"> And, as can be seen by comparing the average probability ratings from one sequence position to the next in the top panels of the figure, there is no effect of suspect when not breaking the data down by guilt and innocent claims.</w:t>
@@ -519,8 +645,13 @@
         <w:t xml:space="preserve"> </w:t>
       </w:r>
       <w:r>
-        <w:t>need to explain participants’</w:t>
-      </w:r>
+        <w:t xml:space="preserve">need to explain </w:t>
+      </w:r>
+      <w:proofErr w:type="gramStart"/>
+      <w:r>
+        <w:t>participants’</w:t>
+      </w:r>
+      <w:proofErr w:type="gramEnd"/>
       <w:r>
         <w:t xml:space="preserve"> biased prior, </w:t>
       </w:r>
@@ -528,7 +659,15 @@
         <w:t xml:space="preserve">as it is not an explanatory theory of participants’ behaviour. It is a calculation of the mathematical conditional probabilities of guilt, based on the ground truth of the paradigm. We do not “assume” equal priors. As experimenters, we programmed the paradigm to have equal </w:t>
       </w:r>
       <w:r>
-        <w:t xml:space="preserve">probability of guilt or innocence for each suspect category </w:t>
+        <w:t xml:space="preserve">probability of guilt or innocence for each suspect </w:t>
+      </w:r>
+      <w:proofErr w:type="gramStart"/>
+      <w:r>
+        <w:t>category</w:t>
+      </w:r>
+      <w:proofErr w:type="gramEnd"/>
+      <w:r>
+        <w:t xml:space="preserve"> </w:t>
       </w:r>
       <w:r>
         <w:t xml:space="preserve">and we </w:t>
@@ -613,13 +752,29 @@
     <w:p>
       <w:r>
         <w:lastRenderedPageBreak/>
-        <w:t>I very much enjoyed reading this manuscript, but have to say that I am not familiar with the beads task, and it is not within my area of expertise (which focuses on forensic science decision making and bias).</w:t>
-      </w:r>
-    </w:p>
-    <w:p/>
-    <w:p>
-      <w:r>
-        <w:t>As somewhat of an 'outsider' I found the manuscript very interesting and important, and think it should be published in JEP:LM&amp;C.</w:t>
+        <w:t xml:space="preserve">I very much enjoyed reading this </w:t>
+      </w:r>
+      <w:proofErr w:type="gramStart"/>
+      <w:r>
+        <w:t>manuscript, but</w:t>
+      </w:r>
+      <w:proofErr w:type="gramEnd"/>
+      <w:r>
+        <w:t xml:space="preserve"> have to say that I am not familiar with the beads task, and it is not within my area of expertise (which focuses on forensic science decision making and bias).</w:t>
+      </w:r>
+    </w:p>
+    <w:p/>
+    <w:p>
+      <w:r>
+        <w:t xml:space="preserve">As somewhat of an 'outsider' I found the manuscript very interesting and important, and think it should be published in </w:t>
+      </w:r>
+      <w:proofErr w:type="gramStart"/>
+      <w:r>
+        <w:t>JEP:LM</w:t>
+      </w:r>
+      <w:proofErr w:type="gramEnd"/>
+      <w:r>
+        <w:t>&amp;C.</w:t>
       </w:r>
     </w:p>
     <w:p/>
@@ -647,7 +802,31 @@
     <w:p/>
     <w:p>
       <w:r>
-        <w:t>I wonder if the authors want to discuss such approaches, as ways to move forward to deal with bias. It will definitely add a nice (&amp; optimistic) perspective, or, at least something to think about:  Beyond establishing bias, what can psychologists suggest to do about such biases?</w:t>
+        <w:t xml:space="preserve">I wonder if the authors want to discuss such approaches, as ways to move forward to deal with bias. It will </w:t>
+      </w:r>
+      <w:proofErr w:type="gramStart"/>
+      <w:r>
+        <w:t>definitely add</w:t>
+      </w:r>
+      <w:proofErr w:type="gramEnd"/>
+      <w:r>
+        <w:t xml:space="preserve"> a nice (&amp; optimistic) perspective, </w:t>
+      </w:r>
+      <w:proofErr w:type="gramStart"/>
+      <w:r>
+        <w:t>or,</w:t>
+      </w:r>
+      <w:proofErr w:type="gramEnd"/>
+      <w:r>
+        <w:t xml:space="preserve"> at least something to think about:  Beyond establishing bias, what can psychologists suggest </w:t>
+      </w:r>
+      <w:proofErr w:type="gramStart"/>
+      <w:r>
+        <w:t>to do</w:t>
+      </w:r>
+      <w:proofErr w:type="gramEnd"/>
+      <w:r>
+        <w:t xml:space="preserve"> about such biases?</w:t>
       </w:r>
     </w:p>
     <w:p/>
@@ -672,8 +851,13 @@
       </w:r>
     </w:p>
     <w:p>
-      <w:r>
-        <w:t>Dror,  I.  E. (2020). Cognitive and human factors in expert decision making: Six fallacies and the eight sources of bias. Analytical Chemistry, 92 (12), 7998-8004. DOI: 10.1021/acs.analchem.0c00704</w:t>
+      <w:proofErr w:type="gramStart"/>
+      <w:r>
+        <w:t>Dror,  I.</w:t>
+      </w:r>
+      <w:proofErr w:type="gramEnd"/>
+      <w:r>
+        <w:t xml:space="preserve">  E. (2020). Cognitive and human factors in expert decision making: Six fallacies and the eight sources of bias. Analytical Chemistry, 92 (12), 7998-8004. DOI: 10.1021/acs.analchem.0c00704</w:t>
       </w:r>
     </w:p>
     <w:p>
@@ -704,7 +888,15 @@
     </w:p>
     <w:p>
       <w:r>
-        <w:t>It is a most fascinating study, but it contains, in my view, a serious error which runs through the study and it needs to be corrected throughout, as it impacts on key results. I have other concerns too, but this is the most serious:</w:t>
+        <w:t xml:space="preserve">It is a most fascinating study, but it contains, in my view, a serious error which runs through the </w:t>
+      </w:r>
+      <w:proofErr w:type="gramStart"/>
+      <w:r>
+        <w:t>study</w:t>
+      </w:r>
+      <w:proofErr w:type="gramEnd"/>
+      <w:r>
+        <w:t xml:space="preserve"> and it needs to be corrected throughout, as it impacts on key results. I have other concerns too, but this is the most serious:</w:t>
       </w:r>
     </w:p>
     <w:p/>
@@ -728,7 +920,31 @@
     </w:p>
     <w:p>
       <w:r>
-        <w:t>\frac{1}{1+ \frac{1-P_0(G)}{P_0(G)} (\frac{q}{1-q})^{</w:t>
+        <w:t>\</w:t>
+      </w:r>
+      <w:proofErr w:type="gramStart"/>
+      <w:r>
+        <w:t>frac{1}{</w:t>
+      </w:r>
+      <w:proofErr w:type="gramEnd"/>
+      <w:r>
+        <w:t>1+ \frac{1-P_0(G</w:t>
+      </w:r>
+      <w:proofErr w:type="gramStart"/>
+      <w:r>
+        <w:t>)}{</w:t>
+      </w:r>
+      <w:proofErr w:type="gramEnd"/>
+      <w:r>
+        <w:t>P_0(G)} (\frac{q}{1-q</w:t>
+      </w:r>
+      <w:proofErr w:type="gramStart"/>
+      <w:r>
+        <w:t>})^</w:t>
+      </w:r>
+      <w:proofErr w:type="gramEnd"/>
+      <w:r>
+        <w:t>{</w:t>
       </w:r>
       <w:proofErr w:type="spellStart"/>
       <w:r>
@@ -751,13 +967,29 @@
     <w:p>
       <w:r>
         <w:lastRenderedPageBreak/>
-        <w:t>(use https://eur03.safelinks.protection.outlook.com/?url=https%3A%2F%2Fwww.numberempire.com%2Flatexequationeditor.php&amp;data=05%7C01%7Cnicholas.furl%40rhul.ac.uk%7C161efc03696e469105c708db1cef0b7e%7C2efd699a19224e69b601108008d28a2e%7C0%7C0%7C638135585259014829%7CUnknown%7CTWFpbGZsb3d8eyJWIjoiMC4wLjAwMDAiLCJQIjoiV2luMzIiLCJBTiI6Ik1haWwiLCJXVCI6Mn0%3D%7C3000%7C%7C%7C&amp;sdata=5N53JdUhPdN0mFvvgtpxRu6Zl7ew5h5ODIPbtMzOT9Q%3D&amp;reserved=0 to render the LaTeX above). The authors are praiseworthy for actually having obtained a self-report estimate of P_0(G), the strength of belief in guilt before any samples are seen.</w:t>
-      </w:r>
-    </w:p>
-    <w:p/>
-    <w:p>
-      <w:r>
-        <w:t xml:space="preserve">My advice here would be to either use this initial self-report for each individual or fit the P_0(G) as a free parameter for each individual. In the latter case, I would also advise using at least one further parameter per individual, to fit reporting noise. A third parameter should account for reporting bias, but using several parameters would </w:t>
+        <w:t xml:space="preserve">(use https://eur03.safelinks.protection.outlook.com/?url=https%3A%2F%2Fwww.numberempire.com%2Flatexequationeditor.php&amp;data=05%7C01%7Cnicholas.furl%40rhul.ac.uk%7C161efc03696e469105c708db1cef0b7e%7C2efd699a19224e69b601108008d28a2e%7C0%7C0%7C638135585259014829%7CUnknown%7CTWFpbGZsb3d8eyJWIjoiMC4wLjAwMDAiLCJQIjoiV2luMzIiLCJBTiI6Ik1haWwiLCJXVCI6Mn0%3D%7C3000%7C%7C%7C&amp;sdata=5N53JdUhPdN0mFvvgtpxRu6Zl7ew5h5ODIPbtMzOT9Q%3D&amp;reserved=0 to render the LaTeX above). The authors are praiseworthy for </w:t>
+      </w:r>
+      <w:proofErr w:type="gramStart"/>
+      <w:r>
+        <w:t>actually having</w:t>
+      </w:r>
+      <w:proofErr w:type="gramEnd"/>
+      <w:r>
+        <w:t xml:space="preserve"> obtained a self-report estimate of P_0(G), the strength of belief in guilt before any samples are seen.</w:t>
+      </w:r>
+    </w:p>
+    <w:p/>
+    <w:p>
+      <w:r>
+        <w:t xml:space="preserve">My advice here would be to either use this initial self-report for each individual or fit the P_0(G) as a free parameter for </w:t>
+      </w:r>
+      <w:proofErr w:type="gramStart"/>
+      <w:r>
+        <w:t>each individual</w:t>
+      </w:r>
+      <w:proofErr w:type="gramEnd"/>
+      <w:r>
+        <w:t xml:space="preserve">. In the latter case, I would also advise using at least one further parameter per individual, to fit reporting noise. A third parameter should account for reporting bias, but using several parameters would </w:t>
       </w:r>
       <w:proofErr w:type="spellStart"/>
       <w:r>
@@ -771,21 +1003,82 @@
     <w:p/>
     <w:p>
       <w:r>
-        <w:t>Now let us consider the implications of the above for the disconfirmatory analysis. Using the above formula, the authors should note that the ideal Bayesian observer her/himself over-weighs witnesses providing disconfirmatory evidence ('oddball'). This can be demonstrated using the equation above, but now rather than using the formula for c samples, consider only the last sample. Then the prior can be written simply as the participant's last belief before the current draw, P_{t-1}(G). Substituting in the above, we can derive that</w:t>
-      </w:r>
-    </w:p>
-    <w:p/>
-    <w:p>
-      <w:r>
-        <w:t>\frac{P(</w:t>
+        <w:t>Now let us consider the implications of the above for the disconfirmatory analysis. Using the above formula, the authors should note that the ideal Bayesian observer her/himself over-weighs witnesses providing disconfirmatory evidence ('oddball'). This can be demonstrated using the equation above, but now rather than using the formula for c samples, consider only the last sample. Then the prior can be written simply as the participant's last belief before the current draw, P_{t-</w:t>
+      </w:r>
+      <w:proofErr w:type="gramStart"/>
+      <w:r>
+        <w:t>1}(</w:t>
+      </w:r>
+      <w:proofErr w:type="gramEnd"/>
+      <w:r>
+        <w:t>G). Substituting in the above, we can derive that</w:t>
+      </w:r>
+    </w:p>
+    <w:p/>
+    <w:p>
+      <w:r>
+        <w:t>\</w:t>
+      </w:r>
+      <w:proofErr w:type="gramStart"/>
+      <w:r>
+        <w:t>frac</w:t>
+      </w:r>
+      <w:proofErr w:type="gramEnd"/>
+      <w:r>
+        <w:t>{P(</w:t>
       </w:r>
       <w:proofErr w:type="spellStart"/>
       <w:r>
         <w:t>G|g</w:t>
       </w:r>
       <w:proofErr w:type="spellEnd"/>
-      <w:r>
-        <w:t>)}{P_{t-1}(G)} = \frac{1}{P_{t-1}(G) + \frac{0.4}{0.6}(1-P_{t-1}(G))}</w:t>
+      <w:proofErr w:type="gramStart"/>
+      <w:r>
+        <w:t>)}{</w:t>
+      </w:r>
+      <w:proofErr w:type="gramEnd"/>
+      <w:r>
+        <w:t>P_{t-</w:t>
+      </w:r>
+      <w:proofErr w:type="gramStart"/>
+      <w:r>
+        <w:t>1}(</w:t>
+      </w:r>
+      <w:proofErr w:type="gramEnd"/>
+      <w:r>
+        <w:t>G)} = \frac{</w:t>
+      </w:r>
+      <w:proofErr w:type="gramStart"/>
+      <w:r>
+        <w:t>1}{</w:t>
+      </w:r>
+      <w:proofErr w:type="gramEnd"/>
+      <w:r>
+        <w:t>P_{t-</w:t>
+      </w:r>
+      <w:proofErr w:type="gramStart"/>
+      <w:r>
+        <w:t>1}(</w:t>
+      </w:r>
+      <w:proofErr w:type="gramEnd"/>
+      <w:r>
+        <w:t>G) + \</w:t>
+      </w:r>
+      <w:proofErr w:type="gramStart"/>
+      <w:r>
+        <w:t>frac{0.4}{0.6}(</w:t>
+      </w:r>
+      <w:proofErr w:type="gramEnd"/>
+      <w:r>
+        <w:t>1-P_{t-</w:t>
+      </w:r>
+      <w:proofErr w:type="gramStart"/>
+      <w:r>
+        <w:t>1}(</w:t>
+      </w:r>
+      <w:proofErr w:type="gramEnd"/>
+      <w:r>
+        <w:t>G))}</w:t>
       </w:r>
     </w:p>
     <w:p/>
@@ -814,8 +1107,21 @@
       </w:r>
     </w:p>
     <w:p>
-      <w:r>
-        <w:t xml:space="preserve">Therefore it could well be that the 'bias' that people show in general is not a distortion similar to psychosis-spectrum, but indeed an approximation to </w:t>
+      <w:proofErr w:type="gramStart"/>
+      <w:r>
+        <w:t>Therefore</w:t>
+      </w:r>
+      <w:proofErr w:type="gramEnd"/>
+      <w:r>
+        <w:t xml:space="preserve"> it could well be that the 'bias' that people show in general is not a distortion </w:t>
+      </w:r>
+      <w:proofErr w:type="gramStart"/>
+      <w:r>
+        <w:t>similar to</w:t>
+      </w:r>
+      <w:proofErr w:type="gramEnd"/>
+      <w:r>
+        <w:t xml:space="preserve"> psychosis-spectrum, but indeed an approximation to </w:t>
       </w:r>
       <w:proofErr w:type="spellStart"/>
       <w:r>
@@ -841,7 +1147,15 @@
     </w:p>
     <w:p>
       <w:r>
-        <w:t>1. Is the guilty-male bias (etc) simply a matter of *estimable* prior beliefs?</w:t>
+        <w:t xml:space="preserve">1. Is the guilty-male bias (etc) simply a matter </w:t>
+      </w:r>
+      <w:proofErr w:type="gramStart"/>
+      <w:r>
+        <w:t>of *estimable* prior beliefs</w:t>
+      </w:r>
+      <w:proofErr w:type="gramEnd"/>
+      <w:r>
+        <w:t>?</w:t>
       </w:r>
     </w:p>
     <w:p>
@@ -865,7 +1179,7 @@
 </file>
 
 <file path=word/styles.xml><?xml version="1.0" encoding="utf-8"?>
-<w:styles xmlns:mc="http://schemas.openxmlformats.org/markup-compatibility/2006" xmlns:r="http://schemas.openxmlformats.org/officeDocument/2006/relationships" xmlns:w="http://schemas.openxmlformats.org/wordprocessingml/2006/main" xmlns:w14="http://schemas.microsoft.com/office/word/2010/wordml" xmlns:w15="http://schemas.microsoft.com/office/word/2012/wordml" xmlns:w16cex="http://schemas.microsoft.com/office/word/2018/wordml/cex" xmlns:w16cid="http://schemas.microsoft.com/office/word/2016/wordml/cid" xmlns:w16="http://schemas.microsoft.com/office/word/2018/wordml" xmlns:w16du="http://schemas.microsoft.com/office/word/2023/wordml/word16du" xmlns:w16sdtdh="http://schemas.microsoft.com/office/word/2020/wordml/sdtdatahash" xmlns:w16se="http://schemas.microsoft.com/office/word/2015/wordml/symex" mc:Ignorable="w14 w15 w16se w16cid w16 w16cex w16sdtdh w16du">
+<w:styles xmlns:mc="http://schemas.openxmlformats.org/markup-compatibility/2006" xmlns:r="http://schemas.openxmlformats.org/officeDocument/2006/relationships" xmlns:w="http://schemas.openxmlformats.org/wordprocessingml/2006/main" xmlns:w14="http://schemas.microsoft.com/office/word/2010/wordml" xmlns:w15="http://schemas.microsoft.com/office/word/2012/wordml" xmlns:w16cex="http://schemas.microsoft.com/office/word/2018/wordml/cex" xmlns:w16cid="http://schemas.microsoft.com/office/word/2016/wordml/cid" xmlns:w16="http://schemas.microsoft.com/office/word/2018/wordml" xmlns:w16du="http://schemas.microsoft.com/office/word/2023/wordml/word16du" xmlns:w16sdtdh="http://schemas.microsoft.com/office/word/2020/wordml/sdtdatahash" xmlns:w16sdtfl="http://schemas.microsoft.com/office/word/2024/wordml/sdtformatlock" xmlns:w16se="http://schemas.microsoft.com/office/word/2015/wordml/symex" mc:Ignorable="w14 w15 w16se w16cid w16 w16cex w16sdtdh w16sdtfl w16du">
   <w:docDefaults>
     <w:rPrDefault>
       <w:rPr>
